--- a/docs/asset-management/Recording Scripts/S1_Professor_Pixel_Recording_Script.docx
+++ b/docs/asset-management/Recording Scripts/S1_Professor_Pixel_Recording_Script.docx
@@ -46,7 +46,7 @@
     </w:p>
     <w:p>
       <w:r>
-        <w:t>This document is named S1_Professor_Pixel_Recording_Script.docx. For approved spoken lines, use s1-professor-pixel-[line ID].mp3 in lowercase, for example s1-professor-pixel-p01.mp3. The proposed destination folder is assets/audio/voice/professor-pixel/scenario-01/. These are proposed production names, not existing or approved runtime audio. Keep on-screen quotes without audio filenames until voice recording is approved.</w:t>
+        <w:t>This document is named S1_Professor_Pixel_Recording_Script.docx. Use pp_s01_01.mp3 through pp_s01_06.mp3 for the six approved spoken lines. The pattern is speaker, scenario, then two digit line number. Save them in assets/audio/voice/professor-pixel/scenario-01/. These are proposed production names until recording and audio checks are complete.</w:t>
       </w:r>
     </w:p>
     <w:p>
@@ -88,7 +88,7 @@
         <w:spacing w:after="200"/>
       </w:pPr>
       <w:r>
-        <w:t>Proposed audio file: assets/audio/voice/professor-pixel/scenario-01/s1-professor-pixel-p01.mp3</w:t>
+        <w:t>Proposed audio file: assets/audio/voice/professor-pixel/scenario-01/pp_s01_01.mp3</w:t>
       </w:r>
     </w:p>
     <w:p>
@@ -122,7 +122,7 @@
         <w:spacing w:after="200"/>
       </w:pPr>
       <w:r>
-        <w:t>Proposed audio file: assets/audio/voice/professor-pixel/scenario-01/s1-professor-pixel-p02.mp3</w:t>
+        <w:t>Proposed audio file: assets/audio/voice/professor-pixel/scenario-01/pp_s01_02.mp3</w:t>
       </w:r>
     </w:p>
     <w:p>
@@ -156,7 +156,7 @@
         <w:spacing w:after="200"/>
       </w:pPr>
       <w:r>
-        <w:t>Proposed audio file: assets/audio/voice/professor-pixel/scenario-01/s1-professor-pixel-p03.mp3</w:t>
+        <w:t>Proposed audio file: assets/audio/voice/professor-pixel/scenario-01/pp_s01_03.mp3</w:t>
       </w:r>
     </w:p>
     <w:p>
@@ -190,7 +190,7 @@
         <w:spacing w:after="200"/>
       </w:pPr>
       <w:r>
-        <w:t>Proposed audio file: assets/audio/voice/professor-pixel/scenario-01/s1-professor-pixel-p04.mp3</w:t>
+        <w:t>Proposed audio file: assets/audio/voice/professor-pixel/scenario-01/pp_s01_04.mp3</w:t>
       </w:r>
     </w:p>
     <w:p>
@@ -224,7 +224,7 @@
         <w:spacing w:after="200"/>
       </w:pPr>
       <w:r>
-        <w:t>Proposed audio file: assets/audio/voice/professor-pixel/scenario-01/s1-professor-pixel-p05.mp3</w:t>
+        <w:t>Proposed audio file: assets/audio/voice/professor-pixel/scenario-01/pp_s01_05.mp3</w:t>
       </w:r>
     </w:p>
     <w:p>
@@ -258,7 +258,7 @@
         <w:spacing w:after="200"/>
       </w:pPr>
       <w:r>
-        <w:t>Proposed audio file: assets/audio/voice/professor-pixel/scenario-01/s1-professor-pixel-p06.mp3</w:t>
+        <w:t>Proposed audio file: assets/audio/voice/professor-pixel/scenario-01/pp_s01_06.mp3</w:t>
       </w:r>
     </w:p>
     <w:p>
@@ -320,7 +320,7 @@
       <w:jc w:val="center"/>
     </w:pPr>
     <w:r>
-      <w:t>PromptCraft V429  |  Patch 575 source  |  Scenario 1 only</w:t>
+      <w:t>PromptCraft V429  |  Patch 580 source  |  Scenario 1 only</w:t>
     </w:r>
   </w:p>
 </w:ftr>

--- a/docs/asset-management/Recording Scripts/S1_Professor_Pixel_Recording_Script.docx
+++ b/docs/asset-management/Recording Scripts/S1_Professor_Pixel_Recording_Script.docx
@@ -20,7 +20,7 @@
     </w:p>
     <w:p>
       <w:r>
-        <w:t>This script lists the current Scenario 1 lines from the application source. Spoken dialogue is ready for wording review. On-screen quotes are included for context and must receive a separate voice decision before recording.</w:t>
+        <w:t>This script contains every fixed Professor Pixel line in the current Scenario 1 route and the exact filename each recording should use.</w:t>
       </w:r>
     </w:p>
     <w:p>
@@ -28,12 +28,12 @@
         <w:pStyle w:val="Heading1"/>
       </w:pPr>
       <w:r>
-        <w:t>Recording decision</w:t>
+        <w:t>Recording plan</w:t>
       </w:r>
     </w:p>
     <w:p>
       <w:r>
-        <w:t>Record only rows labeled Spoken dialogue after the producer approves the wording and proposed file name. Do not record conditional text with placeholders. Recheck the source before a session because the application may change.</w:t>
+        <w:t>Record the six lines in the main queue after wording approval. These are the only fixed Professor Pixel recording lines in the current Scenario 1 route.</w:t>
       </w:r>
     </w:p>
     <w:p>
@@ -41,12 +41,12 @@
         <w:pStyle w:val="Heading1"/>
       </w:pPr>
       <w:r>
-        <w:t>File naming</w:t>
+        <w:t>File naming and delivery</w:t>
       </w:r>
     </w:p>
     <w:p>
       <w:r>
-        <w:t>This document is named S1_Professor_Pixel_Recording_Script.docx. Use pp_s01_01.mp3 through pp_s01_06.mp3 for the six approved spoken lines. The pattern is speaker, scenario, then two digit line number. Save them in assets/audio/voice/professor-pixel/scenario-01/. These are proposed production names until recording and audio checks are complete.</w:t>
+        <w:t>Use pp_s01_XX.mp3, where XX matches the two digit line number shown in this script. Save every approved file in assets/audio/voice/professor-pixel/scenario-01/. Use one file per line. Do not add dates, versions, spaces, or words such as final to the filename.</w:t>
       </w:r>
     </w:p>
     <w:p>
@@ -54,7 +54,7 @@
         <w:pStyle w:val="Heading1"/>
       </w:pPr>
       <w:r>
-        <w:t>Line list</w:t>
+        <w:t>Main recording queue</w:t>
       </w:r>
     </w:p>
     <w:p>
@@ -66,29 +66,34 @@
       </w:r>
     </w:p>
     <w:p>
+      <w:pPr>
+        <w:keepNext/>
+        <w:keepLines/>
+      </w:pPr>
       <w:r>
+        <w:rPr>
+          <w:b/>
+        </w:rPr>
         <w:t>Maya has a Canvas module to work through. Start by seeing exactly what she sees before you decide what needs fixing.</w:t>
       </w:r>
     </w:p>
     <w:p>
       <w:pPr>
-        <w:spacing w:after="240"/>
+        <w:keepLines/>
       </w:pPr>
       <w:r>
         <w:rPr>
           <w:i/>
-          <w:color w:val="4D5B68"/>
-          <w:sz w:val="17"/>
         </w:rPr>
-        <w:t>Spoken dialogue  |  Source: p-s1-start-01</w:t>
+        <w:t>Use: Record now  |  Expression: neutral</w:t>
+        <w:br/>
       </w:r>
-    </w:p>
-    <w:p>
-      <w:pPr>
-        <w:spacing w:after="200"/>
-      </w:pPr>
       <w:r>
-        <w:t>Proposed audio file: assets/audio/voice/professor-pixel/scenario-01/pp_s01_01.mp3</w:t>
+        <w:t>Source: p-s1-start-01</w:t>
+        <w:br/>
+      </w:r>
+      <w:r>
+        <w:t>File: assets/audio/voice/professor-pixel/scenario-01/pp_s01_01.mp3</w:t>
       </w:r>
     </w:p>
     <w:p>
@@ -100,29 +105,34 @@
       </w:r>
     </w:p>
     <w:p>
+      <w:pPr>
+        <w:keepNext/>
+        <w:keepLines/>
+      </w:pPr>
       <w:r>
+        <w:rPr>
+          <w:b/>
+        </w:rPr>
         <w:t>Open all five. Pay attention to what each activity asks Maya to do. We will improve the module only after you understand the current experience.</w:t>
       </w:r>
     </w:p>
     <w:p>
       <w:pPr>
-        <w:spacing w:after="240"/>
+        <w:keepLines/>
       </w:pPr>
       <w:r>
         <w:rPr>
           <w:i/>
-          <w:color w:val="4D5B68"/>
-          <w:sz w:val="17"/>
         </w:rPr>
-        <w:t>Spoken dialogue  |  Source: p-s1-start-03</w:t>
+        <w:t>Use: Record now  |  Expression: encouraging</w:t>
+        <w:br/>
       </w:r>
-    </w:p>
-    <w:p>
-      <w:pPr>
-        <w:spacing w:after="200"/>
-      </w:pPr>
       <w:r>
-        <w:t>Proposed audio file: assets/audio/voice/professor-pixel/scenario-01/pp_s01_02.mp3</w:t>
+        <w:t>Source: p-s1-start-03</w:t>
+        <w:br/>
+      </w:r>
+      <w:r>
+        <w:t>File: assets/audio/voice/professor-pixel/scenario-01/pp_s01_02.mp3</w:t>
       </w:r>
     </w:p>
     <w:p>
@@ -134,29 +144,34 @@
       </w:r>
     </w:p>
     <w:p>
+      <w:pPr>
+        <w:keepNext/>
+        <w:keepLines/>
+      </w:pPr>
       <w:r>
+        <w:rPr>
+          <w:b/>
+        </w:rPr>
         <w:t>Good. You repaired the navigation problem. Now compare what Maya actually does with what the instructor says she should be able to do.</w:t>
       </w:r>
     </w:p>
     <w:p>
       <w:pPr>
-        <w:spacing w:after="240"/>
+        <w:keepLines/>
       </w:pPr>
       <w:r>
         <w:rPr>
           <w:i/>
-          <w:color w:val="4D5B68"/>
-          <w:sz w:val="17"/>
         </w:rPr>
-        <w:t>Spoken dialogue  |  Source: pcPlayS1OverviewReflection</w:t>
+        <w:t>Use: Record now  |  Expression: thinking</w:t>
+        <w:br/>
       </w:r>
-    </w:p>
-    <w:p>
-      <w:pPr>
-        <w:spacing w:after="200"/>
-      </w:pPr>
       <w:r>
-        <w:t>Proposed audio file: assets/audio/voice/professor-pixel/scenario-01/pp_s01_03.mp3</w:t>
+        <w:t>Source: pcPlayS1OverviewReflection</w:t>
+        <w:br/>
+      </w:r>
+      <w:r>
+        <w:t>File: assets/audio/voice/professor-pixel/scenario-01/pp_s01_03.mp3</w:t>
       </w:r>
     </w:p>
     <w:p>
@@ -168,29 +183,34 @@
       </w:r>
     </w:p>
     <w:p>
+      <w:pPr>
+        <w:keepNext/>
+        <w:keepLines/>
+      </w:pPr>
       <w:r>
+        <w:rPr>
+          <w:b/>
+        </w:rPr>
         <w:t>Exactly. Now apply the same inspection to one of your own modules. We will build the overview in small pieces before Babbage reviews anything.</w:t>
       </w:r>
     </w:p>
     <w:p>
       <w:pPr>
-        <w:spacing w:after="240"/>
+        <w:keepLines/>
       </w:pPr>
       <w:r>
         <w:rPr>
           <w:i/>
-          <w:color w:val="4D5B68"/>
-          <w:sz w:val="17"/>
         </w:rPr>
-        <w:t>Spoken dialogue  |  Source: pcPlayS1MyCourseTransition</w:t>
+        <w:t>Use: Record now  |  Expression: encouraging</w:t>
+        <w:br/>
       </w:r>
-    </w:p>
-    <w:p>
-      <w:pPr>
-        <w:spacing w:after="200"/>
-      </w:pPr>
       <w:r>
-        <w:t>Proposed audio file: assets/audio/voice/professor-pixel/scenario-01/pp_s01_04.mp3</w:t>
+        <w:t>Source: pcPlayS1MyCourseTransition</w:t>
+        <w:br/>
+      </w:r>
+      <w:r>
+        <w:t>File: assets/audio/voice/professor-pixel/scenario-01/pp_s01_04.mp3</w:t>
       </w:r>
     </w:p>
     <w:p>
@@ -202,29 +222,34 @@
       </w:r>
     </w:p>
     <w:p>
+      <w:pPr>
+        <w:keepNext/>
+        <w:keepLines/>
+      </w:pPr>
       <w:r>
+        <w:rPr>
+          <w:b/>
+        </w:rPr>
         <w:t>You now have a guide you can reuse: make the module path visible, start with the intended learning, and inspect the evidence students actually produce.</w:t>
       </w:r>
     </w:p>
     <w:p>
       <w:pPr>
-        <w:spacing w:after="240"/>
+        <w:keepLines/>
       </w:pPr>
       <w:r>
         <w:rPr>
           <w:i/>
-          <w:color w:val="4D5B68"/>
-          <w:sz w:val="17"/>
         </w:rPr>
-        <w:t>Spoken dialogue  |  Source: pcPlayS1ClosingDialogue</w:t>
+        <w:t>Use: Record now  |  Expression: proud</w:t>
+        <w:br/>
       </w:r>
-    </w:p>
-    <w:p>
-      <w:pPr>
-        <w:spacing w:after="200"/>
-      </w:pPr>
       <w:r>
-        <w:t>Proposed audio file: assets/audio/voice/professor-pixel/scenario-01/pp_s01_05.mp3</w:t>
+        <w:t>Source: pcPlayS1ClosingDialogue</w:t>
+        <w:br/>
+      </w:r>
+      <w:r>
+        <w:t>File: assets/audio/voice/professor-pixel/scenario-01/pp_s01_05.mp3</w:t>
       </w:r>
     </w:p>
     <w:p>
@@ -236,29 +261,34 @@
       </w:r>
     </w:p>
     <w:p>
+      <w:pPr>
+        <w:keepNext/>
+        <w:keepLines/>
+      </w:pPr>
       <w:r>
+        <w:rPr>
+          <w:b/>
+        </w:rPr>
         <w:t>Next comes access. A course can be logically organized and still create barriers for students. That is why the next scenario asks you to examine who can actually use the learning experience you designed.</w:t>
       </w:r>
     </w:p>
     <w:p>
       <w:pPr>
-        <w:spacing w:after="240"/>
+        <w:keepLines/>
       </w:pPr>
       <w:r>
         <w:rPr>
           <w:i/>
-          <w:color w:val="4D5B68"/>
-          <w:sz w:val="17"/>
         </w:rPr>
-        <w:t>Spoken dialogue  |  Source: pcPlayS1ClosingDialogue</w:t>
+        <w:t>Use: Record now  |  Expression: encouraging</w:t>
+        <w:br/>
       </w:r>
-    </w:p>
-    <w:p>
-      <w:pPr>
-        <w:spacing w:after="200"/>
-      </w:pPr>
       <w:r>
-        <w:t>Proposed audio file: assets/audio/voice/professor-pixel/scenario-01/pp_s01_06.mp3</w:t>
+        <w:t>Source: pcPlayS1ClosingDialogue</w:t>
+        <w:br/>
+      </w:r>
+      <w:r>
+        <w:t>File: assets/audio/voice/professor-pixel/scenario-01/pp_s01_06.mp3</w:t>
       </w:r>
     </w:p>
     <w:p>
@@ -266,7 +296,7 @@
         <w:pStyle w:val="Heading1"/>
       </w:pPr>
       <w:r>
-        <w:t>Recording and handoff</w:t>
+        <w:t>Recording handoff</w:t>
       </w:r>
     </w:p>
     <w:p>
@@ -274,7 +304,7 @@
         <w:pStyle w:val="ListBullet"/>
       </w:pPr>
       <w:r>
-        <w:t>Speak only the approved line text. Do not read the ID, scene name, status, or source note.</w:t>
+        <w:t>Speak only the exact line text. Do not read the ID, scene, source, or filename.</w:t>
       </w:r>
     </w:p>
     <w:p>
@@ -282,7 +312,7 @@
         <w:pStyle w:val="ListBullet"/>
       </w:pPr>
       <w:r>
-        <w:t>Use one file per approved line and put the final file name in the voice tracker.</w:t>
+        <w:t>Leave clean silence at the beginning and end. Check for clipped words, room noise, and inconsistent volume.</w:t>
       </w:r>
     </w:p>
     <w:p>
@@ -290,7 +320,7 @@
         <w:pStyle w:val="ListBullet"/>
       </w:pPr>
       <w:r>
-        <w:t>Leave clean silence at the beginning and end. Check for clipped words and background noise.</w:t>
+        <w:t>Export MP3 files at 44.1 or 48 kHz with consistent settings across the character set.</w:t>
       </w:r>
     </w:p>
     <w:p>
@@ -298,32 +328,17 @@
         <w:pStyle w:val="ListBullet"/>
       </w:pPr>
       <w:r>
-        <w:t>Preserve the source wording unless the producer updates the game and this script together.</w:t>
+        <w:t>If the wording changes after recording, update the application source, tracker, and script together before replacing the file.</w:t>
       </w:r>
     </w:p>
     <w:sectPr>
-      <w:footerReference w:type="default" r:id="rId9"/>
       <w:pgSz w:w="12240" w:h="15840"/>
-      <w:pgMar w:top="1008" w:right="1152" w:bottom="936" w:left="1152" w:header="720" w:footer="720" w:gutter="0"/>
+      <w:pgMar w:top="936" w:right="1037" w:bottom="936" w:left="1037" w:header="720" w:footer="720" w:gutter="0"/>
       <w:cols w:space="720"/>
       <w:docGrid w:linePitch="360"/>
     </w:sectPr>
   </w:body>
 </w:document>
-</file>
-
-<file path=word/footer1.xml><?xml version="1.0" encoding="utf-8"?>
-<w:ftr xmlns:m="http://schemas.openxmlformats.org/officeDocument/2006/math" xmlns:mc="http://schemas.openxmlformats.org/markup-compatibility/2006" xmlns:mo="http://schemas.microsoft.com/office/mac/office/2008/main" xmlns:mv="urn:schemas-microsoft-com:mac:vml" xmlns:o="urn:schemas-microsoft-com:office:office" xmlns:r="http://schemas.openxmlformats.org/officeDocument/2006/relationships" xmlns:v="urn:schemas-microsoft-com:vml" xmlns:w10="urn:schemas-microsoft-com:office:word" xmlns:w14="http://schemas.microsoft.com/office/word/2010/wordml" xmlns:w="http://schemas.openxmlformats.org/wordprocessingml/2006/main" xmlns:wne="http://schemas.microsoft.com/office/word/2006/wordml" xmlns:wp14="http://schemas.microsoft.com/office/word/2010/wordprocessingDrawing" xmlns:wp="http://schemas.openxmlformats.org/drawingml/2006/wordprocessingDrawing" xmlns:wpc="http://schemas.microsoft.com/office/word/2010/wordprocessingCanvas" xmlns:wpg="http://schemas.microsoft.com/office/word/2010/wordprocessingGroup" xmlns:wpi="http://schemas.microsoft.com/office/word/2010/wordprocessingInk" xmlns:wps="http://schemas.microsoft.com/office/word/2010/wordprocessingShape" mc:Ignorable="w14 wp14">
-  <w:p>
-    <w:pPr>
-      <w:pStyle w:val="Footer"/>
-      <w:jc w:val="center"/>
-    </w:pPr>
-    <w:r>
-      <w:t>PromptCraft V429  |  Patch 580 source  |  Scenario 1 only</w:t>
-    </w:r>
-  </w:p>
-</w:ftr>
 </file>
 
 <file path=word/numbering.xml><?xml version="1.0" encoding="utf-8"?>
@@ -690,10 +705,11 @@
     <w:qFormat/>
     <w:rsid w:val="00FC693F"/>
     <w:pPr>
-      <w:spacing w:after="140"/>
+      <w:spacing w:after="120" w:line="259" w:lineRule="auto"/>
     </w:pPr>
     <w:rPr>
       <w:rFonts w:ascii="Aptos" w:hAnsi="Aptos"/>
+      <w:color w:val="000000"/>
       <w:sz w:val="21"/>
     </w:rPr>
   </w:style>
@@ -752,7 +768,7 @@
     <w:pPr>
       <w:keepNext/>
       <w:keepLines/>
-      <w:spacing w:before="480" w:after="0"/>
+      <w:spacing w:before="200" w:after="100"/>
       <w:outlineLvl w:val="0"/>
     </w:pPr>
     <w:rPr>
@@ -760,7 +776,7 @@
       <w:b/>
       <w:bCs/>
       <w:color w:val="000000"/>
-      <w:sz w:val="28"/>
+      <w:sz w:val="32"/>
       <w:szCs w:val="28"/>
     </w:rPr>
   </w:style>
@@ -776,15 +792,15 @@
     <w:pPr>
       <w:keepNext/>
       <w:keepLines/>
-      <w:spacing w:before="200" w:after="0"/>
+      <w:spacing w:before="120" w:after="100"/>
       <w:outlineLvl w:val="1"/>
     </w:pPr>
     <w:rPr>
-      <w:rFonts w:asciiTheme="majorHAnsi" w:eastAsiaTheme="majorEastAsia" w:hAnsiTheme="majorHAnsi" w:cstheme="majorBidi" w:ascii="Aptos Display" w:hAnsi="Aptos Display"/>
+      <w:rFonts w:asciiTheme="majorHAnsi" w:eastAsiaTheme="majorEastAsia" w:hAnsiTheme="majorHAnsi" w:cstheme="majorBidi" w:ascii="Aptos" w:hAnsi="Aptos"/>
       <w:b/>
       <w:bCs/>
       <w:color w:val="000000"/>
-      <w:sz w:val="22"/>
+      <w:sz w:val="24"/>
       <w:szCs w:val="26"/>
     </w:rPr>
   </w:style>
@@ -1038,18 +1054,20 @@
     <w:qFormat/>
     <w:rsid w:val="00FC693F"/>
     <w:pPr>
+      <w:keepNext/>
       <w:pBdr>
         <w:bottom w:val="single" w:sz="8" w:space="4" w:color="4F81BD" w:themeColor="accent1"/>
       </w:pBdr>
-      <w:spacing w:after="300" w:line="240" w:lineRule="auto"/>
+      <w:spacing w:after="100" w:line="240" w:lineRule="auto" w:before="120"/>
       <w:contextualSpacing/>
     </w:pPr>
     <w:rPr>
       <w:rFonts w:asciiTheme="majorHAnsi" w:eastAsiaTheme="majorEastAsia" w:hAnsiTheme="majorHAnsi" w:cstheme="majorBidi" w:ascii="Aptos Display" w:hAnsi="Aptos Display"/>
+      <w:b/>
       <w:color w:val="000000"/>
       <w:spacing w:val="5"/>
       <w:kern w:val="28"/>
-      <w:sz w:val="44"/>
+      <w:sz w:val="48"/>
       <w:szCs w:val="52"/>
     </w:rPr>
   </w:style>
@@ -1077,15 +1095,18 @@
     <w:qFormat/>
     <w:rsid w:val="00FC693F"/>
     <w:pPr>
+      <w:keepNext/>
       <w:numPr>
         <w:ilvl w:val="1"/>
       </w:numPr>
+      <w:spacing w:before="120" w:after="100"/>
     </w:pPr>
     <w:rPr>
-      <w:rFonts w:asciiTheme="majorHAnsi" w:eastAsiaTheme="majorEastAsia" w:hAnsiTheme="majorHAnsi" w:cstheme="majorBidi"/>
+      <w:rFonts w:asciiTheme="majorHAnsi" w:eastAsiaTheme="majorEastAsia" w:hAnsiTheme="majorHAnsi" w:cstheme="majorBidi" w:ascii="Aptos" w:hAnsi="Aptos"/>
+      <w:b w:val="0"/>
       <w:i/>
       <w:iCs/>
-      <w:color w:val="4F81BD" w:themeColor="accent1"/>
+      <w:color w:val="000000"/>
       <w:spacing w:val="15"/>
       <w:sz w:val="24"/>
       <w:szCs w:val="24"/>

--- a/docs/asset-management/Recording Scripts/S1_Professor_Pixel_Recording_Script.docx
+++ b/docs/asset-management/Recording Scripts/S1_Professor_Pixel_Recording_Script.docx
@@ -20,7 +20,7 @@
     </w:p>
     <w:p>
       <w:r>
-        <w:t>This script contains every fixed Professor Pixel line in the current Scenario 1 route and the exact filename each recording should use.</w:t>
+        <w:t>This script contains every fixed Professor Pixel line in the current Scenario 1 route and the exact filename each recording should use. Source audit completed against PromptCraft V429 Patch 597 on September 28, 2026.</w:t>
       </w:r>
     </w:p>
     <w:p>
@@ -33,7 +33,7 @@
     </w:p>
     <w:p>
       <w:r>
-        <w:t>Record the six lines in the main queue after wording approval. These are the only fixed Professor Pixel recording lines in the current Scenario 1 route.</w:t>
+        <w:t>Record the six lines in the main queue after wording approval. The source audit confirmed that these are the only fixed Professor Pixel recording lines in the current Scenario 1 route. No spoken branch line is missing from this script.</w:t>
       </w:r>
     </w:p>
     <w:p>
